--- a/report/Draft Report4_Software Design Specification.docx
+++ b/report/Draft Report4_Software Design Specification.docx
@@ -23,12 +23,12 @@
           <wp:inline distB="0" distT="0" distL="0" distR="0">
             <wp:extent cx="2707537" cy="832092"/>
             <wp:effectExtent b="0" l="0" r="0" t="0"/>
-            <wp:docPr id="7" name="image17.png"/>
+            <wp:docPr id="9" name="image3.png"/>
             <a:graphic>
               <a:graphicData uri="http://schemas.openxmlformats.org/drawingml/2006/picture">
                 <pic:pic>
                   <pic:nvPicPr>
-                    <pic:cNvPr id="0" name="image17.png"/>
+                    <pic:cNvPr id="0" name="image3.png"/>
                     <pic:cNvPicPr preferRelativeResize="0"/>
                   </pic:nvPicPr>
                   <pic:blipFill>
@@ -375,7 +375,7 @@
     </w:p>
     <w:sdt>
       <w:sdtPr>
-        <w:id w:val="-113760796"/>
+        <w:id w:val="-168164494"/>
         <w:docPartObj>
           <w:docPartGallery w:val="Table of Contents"/>
           <w:docPartUnique w:val="1"/>
@@ -4121,12 +4121,12 @@
           <wp:inline distB="114300" distT="114300" distL="114300" distR="114300">
             <wp:extent cx="6265534" cy="4691063"/>
             <wp:effectExtent b="0" l="0" r="0" t="0"/>
-            <wp:docPr id="11" name="image11.jpg"/>
+            <wp:docPr id="12" name="image10.jpg"/>
             <a:graphic>
               <a:graphicData uri="http://schemas.openxmlformats.org/drawingml/2006/picture">
                 <pic:pic>
                   <pic:nvPicPr>
-                    <pic:cNvPr id="0" name="image11.jpg"/>
+                    <pic:cNvPr id="0" name="image10.jpg"/>
                     <pic:cNvPicPr preferRelativeResize="0"/>
                   </pic:nvPicPr>
                   <pic:blipFill>
@@ -4199,12 +4199,12 @@
           <wp:inline distB="114300" distT="114300" distL="114300" distR="114300">
             <wp:extent cx="5943600" cy="4635500"/>
             <wp:effectExtent b="0" l="0" r="0" t="0"/>
-            <wp:docPr id="18" name="image2.jpg"/>
+            <wp:docPr id="18" name="image16.jpg"/>
             <a:graphic>
               <a:graphicData uri="http://schemas.openxmlformats.org/drawingml/2006/picture">
                 <pic:pic>
                   <pic:nvPicPr>
-                    <pic:cNvPr id="0" name="image2.jpg"/>
+                    <pic:cNvPr id="0" name="image16.jpg"/>
                     <pic:cNvPicPr preferRelativeResize="0"/>
                   </pic:nvPicPr>
                   <pic:blipFill>
@@ -5505,12 +5505,12 @@
           <wp:inline distB="0" distT="0" distL="114300" distR="114300">
             <wp:extent cx="5760720" cy="2607794"/>
             <wp:effectExtent b="0" l="0" r="0" t="0"/>
-            <wp:docPr id="2" name="image9.png"/>
+            <wp:docPr id="2" name="image15.png"/>
             <a:graphic>
               <a:graphicData uri="http://schemas.openxmlformats.org/drawingml/2006/picture">
                 <pic:pic>
                   <pic:nvPicPr>
-                    <pic:cNvPr id="0" name="image9.png"/>
+                    <pic:cNvPr id="0" name="image15.png"/>
                     <pic:cNvPicPr preferRelativeResize="0"/>
                   </pic:nvPicPr>
                   <pic:blipFill>
@@ -5607,7 +5607,7 @@
     <w:sdt>
       <w:sdtPr>
         <w:lock w:val="contentLocked"/>
-        <w:id w:val="799646056"/>
+        <w:id w:val="1430626088"/>
         <w:tag w:val="goog_rdk_0"/>
       </w:sdtPr>
       <w:sdtContent>
@@ -7423,7 +7423,7 @@
     <w:sdt>
       <w:sdtPr>
         <w:lock w:val="contentLocked"/>
-        <w:id w:val="1023653759"/>
+        <w:id w:val="-2126744307"/>
         <w:tag w:val="goog_rdk_1"/>
       </w:sdtPr>
       <w:sdtContent>
@@ -7971,7 +7971,7 @@
     <w:sdt>
       <w:sdtPr>
         <w:lock w:val="contentLocked"/>
-        <w:id w:val="116219844"/>
+        <w:id w:val="1138907233"/>
         <w:tag w:val="goog_rdk_2"/>
       </w:sdtPr>
       <w:sdtContent>
@@ -8629,7 +8629,7 @@
     <w:sdt>
       <w:sdtPr>
         <w:lock w:val="contentLocked"/>
-        <w:id w:val="434747287"/>
+        <w:id w:val="-314564443"/>
         <w:tag w:val="goog_rdk_3"/>
       </w:sdtPr>
       <w:sdtContent>
@@ -9497,7 +9497,7 @@
     <w:sdt>
       <w:sdtPr>
         <w:lock w:val="contentLocked"/>
-        <w:id w:val="2057422562"/>
+        <w:id w:val="-437693381"/>
         <w:tag w:val="goog_rdk_4"/>
       </w:sdtPr>
       <w:sdtContent>
@@ -10362,7 +10362,7 @@
     <w:sdt>
       <w:sdtPr>
         <w:lock w:val="contentLocked"/>
-        <w:id w:val="-1305942437"/>
+        <w:id w:val="-1038965875"/>
         <w:tag w:val="goog_rdk_5"/>
       </w:sdtPr>
       <w:sdtContent>
@@ -11229,7 +11229,7 @@
     <w:sdt>
       <w:sdtPr>
         <w:lock w:val="contentLocked"/>
-        <w:id w:val="1254438382"/>
+        <w:id w:val="507640533"/>
         <w:tag w:val="goog_rdk_6"/>
       </w:sdtPr>
       <w:sdtContent>
@@ -11991,7 +11991,7 @@
     <w:sdt>
       <w:sdtPr>
         <w:lock w:val="contentLocked"/>
-        <w:id w:val="2145903326"/>
+        <w:id w:val="-1266315580"/>
         <w:tag w:val="goog_rdk_7"/>
       </w:sdtPr>
       <w:sdtContent>
@@ -13069,7 +13069,7 @@
                   <w:rPr>
                     <w:rtl w:val="0"/>
                   </w:rPr>
-                  <w:t xml:space="preserve">operational_battery_threshold</w:t>
+                  <w:t xml:space="preserve">critical_battery_threshold</w:t>
                 </w:r>
               </w:p>
             </w:tc>
@@ -13140,7 +13140,7 @@
                   <w:rPr>
                     <w:rtl w:val="0"/>
                   </w:rPr>
-                  <w:t xml:space="preserve">Minimum battery % for normal dispatch (default 20).</w:t>
+                  <w:t xml:space="preserve">Minimum battery % for dispatch eligibility; at or below it the charge engine issues a charge order (default 20).</w:t>
                 </w:r>
               </w:p>
             </w:tc>
@@ -13175,7 +13175,7 @@
                   <w:rPr>
                     <w:rtl w:val="0"/>
                   </w:rPr>
-                  <w:t xml:space="preserve">charging_battery_threshold</w:t>
+                  <w:t xml:space="preserve">sufficient_battery_threshold</w:t>
                 </w:r>
               </w:p>
             </w:tc>
@@ -13246,7 +13246,7 @@
                   <w:rPr>
                     <w:rtl w:val="0"/>
                   </w:rPr>
-                  <w:t xml:space="preserve">Battery % that forces a charging order (default 10).</w:t>
+                  <w:t xml:space="preserve">Battery % considered sufficient (default 60). Registry setting exposed through the AGV API; release from charging uses CHARGE_FULL_PCT.</w:t>
                 </w:r>
               </w:p>
             </w:tc>
@@ -13809,7 +13809,7 @@
     <w:sdt>
       <w:sdtPr>
         <w:lock w:val="contentLocked"/>
-        <w:id w:val="909534280"/>
+        <w:id w:val="-890412381"/>
         <w:tag w:val="goog_rdk_8"/>
       </w:sdtPr>
       <w:sdtContent>
@@ -14465,77 +14465,77 @@
                   <w:rPr>
                     <w:rtl w:val="0"/>
                   </w:rPr>
-                  <w:t xml:space="preserve">approach_location_name</w:t>
-                </w:r>
-              </w:p>
-            </w:tc>
-            <w:tc>
-              <w:tcPr/>
-              <w:p>
-                <w:pPr>
-                  <w:jc w:val="center"/>
-                  <w:rPr/>
-                </w:pPr>
-                <w:r>
-                  <w:rPr>
-                    <w:rtl w:val="0"/>
-                  </w:rPr>
-                </w:r>
-              </w:p>
-            </w:tc>
-            <w:tc>
-              <w:tcPr/>
-              <w:p>
-                <w:pPr>
-                  <w:jc w:val="center"/>
-                  <w:rPr/>
-                </w:pPr>
-                <w:r>
-                  <w:rPr>
-                    <w:rtl w:val="0"/>
-                  </w:rPr>
-                </w:r>
-              </w:p>
-            </w:tc>
-            <w:tc>
-              <w:tcPr/>
-              <w:p>
-                <w:pPr>
-                  <w:jc w:val="center"/>
-                  <w:rPr/>
-                </w:pPr>
-                <w:r>
-                  <w:rPr>
-                    <w:rtl w:val="0"/>
-                  </w:rPr>
-                </w:r>
-              </w:p>
-            </w:tc>
-            <w:tc>
-              <w:tcPr/>
-              <w:p>
-                <w:pPr>
-                  <w:jc w:val="center"/>
-                  <w:rPr/>
-                </w:pPr>
-                <w:r>
-                  <w:rPr>
-                    <w:rtl w:val="0"/>
-                  </w:rPr>
-                </w:r>
-              </w:p>
-            </w:tc>
-            <w:tc>
-              <w:tcPr/>
-              <w:p>
-                <w:pPr>
-                  <w:rPr/>
-                </w:pPr>
-                <w:r>
-                  <w:rPr>
-                    <w:rtl w:val="0"/>
-                  </w:rPr>
-                  <w:t xml:space="preserve">openTCS location of the zone's approach point (TO2 target).</w:t>
+                  <w:t xml:space="preserve">color</w:t>
+                </w:r>
+              </w:p>
+            </w:tc>
+            <w:tc>
+              <w:tcPr/>
+              <w:p>
+                <w:pPr>
+                  <w:jc w:val="center"/>
+                  <w:rPr/>
+                </w:pPr>
+                <w:r>
+                  <w:rPr>
+                    <w:rtl w:val="0"/>
+                  </w:rPr>
+                </w:r>
+              </w:p>
+            </w:tc>
+            <w:tc>
+              <w:tcPr/>
+              <w:p>
+                <w:pPr>
+                  <w:jc w:val="center"/>
+                  <w:rPr/>
+                </w:pPr>
+                <w:r>
+                  <w:rPr>
+                    <w:rtl w:val="0"/>
+                  </w:rPr>
+                </w:r>
+              </w:p>
+            </w:tc>
+            <w:tc>
+              <w:tcPr/>
+              <w:p>
+                <w:pPr>
+                  <w:jc w:val="center"/>
+                  <w:rPr/>
+                </w:pPr>
+                <w:r>
+                  <w:rPr>
+                    <w:rtl w:val="0"/>
+                  </w:rPr>
+                </w:r>
+              </w:p>
+            </w:tc>
+            <w:tc>
+              <w:tcPr/>
+              <w:p>
+                <w:pPr>
+                  <w:jc w:val="center"/>
+                  <w:rPr/>
+                </w:pPr>
+                <w:r>
+                  <w:rPr>
+                    <w:rtl w:val="0"/>
+                  </w:rPr>
+                </w:r>
+              </w:p>
+            </w:tc>
+            <w:tc>
+              <w:tcPr/>
+              <w:p>
+                <w:pPr>
+                  <w:rPr/>
+                </w:pPr>
+                <w:r>
+                  <w:rPr>
+                    <w:rtl w:val="0"/>
+                  </w:rPr>
+                  <w:t xml:space="preserve">Hex colour (#RRGGBB) used to render the zone's slots on the map.</w:t>
                 </w:r>
               </w:p>
             </w:tc>
@@ -14992,7 +14992,7 @@
     <w:sdt>
       <w:sdtPr>
         <w:lock w:val="contentLocked"/>
-        <w:id w:val="-158012009"/>
+        <w:id w:val="230120311"/>
         <w:tag w:val="goog_rdk_9"/>
       </w:sdtPr>
       <w:sdtContent>
@@ -15754,7 +15754,7 @@
     <w:sdt>
       <w:sdtPr>
         <w:lock w:val="contentLocked"/>
-        <w:id w:val="-233037924"/>
+        <w:id w:val="-784393428"/>
         <w:tag w:val="goog_rdk_10"/>
       </w:sdtPr>
       <w:sdtContent>
@@ -16833,7 +16833,7 @@
     <w:sdt>
       <w:sdtPr>
         <w:lock w:val="contentLocked"/>
-        <w:id w:val="-278389679"/>
+        <w:id w:val="1305653602"/>
         <w:tag w:val="goog_rdk_11"/>
       </w:sdtPr>
       <w:sdtContent>
@@ -18332,7 +18332,7 @@
     <w:sdt>
       <w:sdtPr>
         <w:lock w:val="contentLocked"/>
-        <w:id w:val="-489712429"/>
+        <w:id w:val="-895574427"/>
         <w:tag w:val="goog_rdk_12"/>
       </w:sdtPr>
       <w:sdtContent>
@@ -19060,7 +19060,7 @@
                   <w:rPr>
                     <w:rtl w:val="0"/>
                   </w:rPr>
-                  <w:t xml:space="preserve">JSONB: assignedVehicleName, to1Name/to2Name/to3Name, approachLocationName, blockedReason.</w:t>
+                  <w:t xml:space="preserve">JSONB: assignedVehicleName, to1Name/to2Name/to3Name, approachPointName, retreatPointName, unloadedAt, blockedReason.</w:t>
                 </w:r>
               </w:p>
             </w:tc>
@@ -19726,7 +19726,7 @@
     <w:sdt>
       <w:sdtPr>
         <w:lock w:val="contentLocked"/>
-        <w:id w:val="1708572956"/>
+        <w:id w:val="-179439599"/>
         <w:tag w:val="goog_rdk_13"/>
       </w:sdtPr>
       <w:sdtContent>
@@ -20908,7 +20908,7 @@
     <w:sdt>
       <w:sdtPr>
         <w:lock w:val="contentLocked"/>
-        <w:id w:val="-1564505937"/>
+        <w:id w:val="917404498"/>
         <w:tag w:val="goog_rdk_14"/>
       </w:sdtPr>
       <w:sdtContent>
@@ -21563,7 +21563,7 @@
     <w:sdt>
       <w:sdtPr>
         <w:lock w:val="contentLocked"/>
-        <w:id w:val="-1066464534"/>
+        <w:id w:val="1981833042"/>
         <w:tag w:val="goog_rdk_15"/>
       </w:sdtPr>
       <w:sdtContent>
@@ -22709,12 +22709,12 @@
           <wp:inline distB="114300" distT="114300" distL="114300" distR="114300">
             <wp:extent cx="6367463" cy="3907969"/>
             <wp:effectExtent b="0" l="0" r="0" t="0"/>
-            <wp:docPr id="12" name="image18.jpg"/>
+            <wp:docPr id="13" name="image9.jpg"/>
             <a:graphic>
               <a:graphicData uri="http://schemas.openxmlformats.org/drawingml/2006/picture">
                 <pic:pic>
                   <pic:nvPicPr>
-                    <pic:cNvPr id="0" name="image18.jpg"/>
+                    <pic:cNvPr id="0" name="image9.jpg"/>
                     <pic:cNvPicPr preferRelativeResize="0"/>
                   </pic:nvPicPr>
                   <pic:blipFill>
@@ -22787,12 +22787,12 @@
           <wp:inline distB="114300" distT="114300" distL="114300" distR="114300">
             <wp:extent cx="6516360" cy="2756922"/>
             <wp:effectExtent b="0" l="0" r="0" t="0"/>
-            <wp:docPr id="15" name="image4.jpg"/>
+            <wp:docPr id="16" name="image17.jpg"/>
             <a:graphic>
               <a:graphicData uri="http://schemas.openxmlformats.org/drawingml/2006/picture">
                 <pic:pic>
                   <pic:nvPicPr>
-                    <pic:cNvPr id="0" name="image4.jpg"/>
+                    <pic:cNvPr id="0" name="image17.jpg"/>
                     <pic:cNvPicPr preferRelativeResize="0"/>
                   </pic:nvPicPr>
                   <pic:blipFill>
@@ -22872,12 +22872,12 @@
           <wp:inline distB="114300" distT="114300" distL="114300" distR="114300">
             <wp:extent cx="6448425" cy="3613385"/>
             <wp:effectExtent b="0" l="0" r="0" t="0"/>
-            <wp:docPr id="5" name="image5.jpg"/>
+            <wp:docPr id="5" name="image7.jpg"/>
             <a:graphic>
               <a:graphicData uri="http://schemas.openxmlformats.org/drawingml/2006/picture">
                 <pic:pic>
                   <pic:nvPicPr>
-                    <pic:cNvPr id="0" name="image5.jpg"/>
+                    <pic:cNvPr id="0" name="image7.jpg"/>
                     <pic:cNvPicPr preferRelativeResize="0"/>
                   </pic:nvPicPr>
                   <pic:blipFill>
@@ -22981,7 +22981,7 @@
           <wp:inline distB="114300" distT="114300" distL="114300" distR="114300">
             <wp:extent cx="6505280" cy="2125780"/>
             <wp:effectExtent b="0" l="0" r="0" t="0"/>
-            <wp:docPr id="8" name="image20.jpg"/>
+            <wp:docPr id="10" name="image20.jpg"/>
             <a:graphic>
               <a:graphicData uri="http://schemas.openxmlformats.org/drawingml/2006/picture">
                 <pic:pic>
@@ -23153,12 +23153,12 @@
           <wp:inline distB="114300" distT="114300" distL="114300" distR="114300">
             <wp:extent cx="6434138" cy="2771628"/>
             <wp:effectExtent b="0" l="0" r="0" t="0"/>
-            <wp:docPr id="20" name="image1.jpg"/>
+            <wp:docPr id="20" name="image19.jpg"/>
             <a:graphic>
               <a:graphicData uri="http://schemas.openxmlformats.org/drawingml/2006/picture">
                 <pic:pic>
                   <pic:nvPicPr>
-                    <pic:cNvPr id="0" name="image1.jpg"/>
+                    <pic:cNvPr id="0" name="image19.jpg"/>
                     <pic:cNvPicPr preferRelativeResize="0"/>
                   </pic:nvPicPr>
                   <pic:blipFill>
@@ -23212,12 +23212,12 @@
           <wp:inline distB="114300" distT="114300" distL="114300" distR="114300">
             <wp:extent cx="6431879" cy="4153922"/>
             <wp:effectExtent b="0" l="0" r="0" t="0"/>
-            <wp:docPr id="21" name="image21.jpg"/>
+            <wp:docPr id="21" name="image18.jpg"/>
             <a:graphic>
               <a:graphicData uri="http://schemas.openxmlformats.org/drawingml/2006/picture">
                 <pic:pic>
                   <pic:nvPicPr>
-                    <pic:cNvPr id="0" name="image21.jpg"/>
+                    <pic:cNvPr id="0" name="image18.jpg"/>
                     <pic:cNvPicPr preferRelativeResize="0"/>
                   </pic:nvPicPr>
                   <pic:blipFill>
@@ -23283,14 +23283,14 @@
         <w:rPr/>
         <w:drawing>
           <wp:inline distB="114300" distT="114300" distL="114300" distR="114300">
-            <wp:extent cx="5943600" cy="2540000"/>
+            <wp:extent cx="6319838" cy="3159919"/>
             <wp:effectExtent b="0" l="0" r="0" t="0"/>
-            <wp:docPr id="17" name="image14.png"/>
+            <wp:docPr id="8" name="image1.jpg"/>
             <a:graphic>
               <a:graphicData uri="http://schemas.openxmlformats.org/drawingml/2006/picture">
                 <pic:pic>
                   <pic:nvPicPr>
-                    <pic:cNvPr id="0" name="image14.png"/>
+                    <pic:cNvPr id="0" name="image1.jpg"/>
                     <pic:cNvPicPr preferRelativeResize="0"/>
                   </pic:nvPicPr>
                   <pic:blipFill>
@@ -23303,7 +23303,7 @@
                   <pic:spPr>
                     <a:xfrm>
                       <a:off x="0" y="0"/>
-                      <a:ext cx="5943600" cy="2540000"/>
+                      <a:ext cx="6319838" cy="3159919"/>
                     </a:xfrm>
                     <a:prstGeom prst="rect"/>
                     <a:ln/>
@@ -23345,14 +23345,14 @@
         <w:rPr/>
         <w:drawing>
           <wp:inline distB="114300" distT="114300" distL="114300" distR="114300">
-            <wp:extent cx="5943600" cy="5245100"/>
+            <wp:extent cx="6291263" cy="5565348"/>
             <wp:effectExtent b="0" l="0" r="0" t="0"/>
-            <wp:docPr id="9" name="image10.png"/>
+            <wp:docPr id="7" name="image21.jpg"/>
             <a:graphic>
               <a:graphicData uri="http://schemas.openxmlformats.org/drawingml/2006/picture">
                 <pic:pic>
                   <pic:nvPicPr>
-                    <pic:cNvPr id="0" name="image10.png"/>
+                    <pic:cNvPr id="0" name="image21.jpg"/>
                     <pic:cNvPicPr preferRelativeResize="0"/>
                   </pic:nvPicPr>
                   <pic:blipFill>
@@ -23365,7 +23365,7 @@
                   <pic:spPr>
                     <a:xfrm>
                       <a:off x="0" y="0"/>
-                      <a:ext cx="5943600" cy="5245100"/>
+                      <a:ext cx="6291263" cy="5565348"/>
                     </a:xfrm>
                     <a:prstGeom prst="rect"/>
                     <a:ln/>
@@ -23431,12 +23431,12 @@
           <wp:inline distB="114300" distT="114300" distL="114300" distR="114300">
             <wp:extent cx="5943600" cy="2146300"/>
             <wp:effectExtent b="0" l="0" r="0" t="0"/>
-            <wp:docPr id="3" name="image16.png"/>
+            <wp:docPr id="3" name="image8.png"/>
             <a:graphic>
               <a:graphicData uri="http://schemas.openxmlformats.org/drawingml/2006/picture">
                 <pic:pic>
                   <pic:nvPicPr>
-                    <pic:cNvPr id="0" name="image16.png"/>
+                    <pic:cNvPr id="0" name="image8.png"/>
                     <pic:cNvPicPr preferRelativeResize="0"/>
                   </pic:nvPicPr>
                   <pic:blipFill>
@@ -23490,12 +23490,12 @@
           <wp:inline distB="114300" distT="114300" distL="114300" distR="114300">
             <wp:extent cx="5943600" cy="3175000"/>
             <wp:effectExtent b="0" l="0" r="0" t="0"/>
-            <wp:docPr id="6" name="image3.png"/>
+            <wp:docPr id="6" name="image11.png"/>
             <a:graphic>
               <a:graphicData uri="http://schemas.openxmlformats.org/drawingml/2006/picture">
                 <pic:pic>
                   <pic:nvPicPr>
-                    <pic:cNvPr id="0" name="image3.png"/>
+                    <pic:cNvPr id="0" name="image11.png"/>
                     <pic:cNvPicPr preferRelativeResize="0"/>
                   </pic:nvPicPr>
                   <pic:blipFill>
@@ -23574,12 +23574,12 @@
           <wp:inline distB="114300" distT="114300" distL="114300" distR="114300">
             <wp:extent cx="5943600" cy="5905500"/>
             <wp:effectExtent b="0" l="0" r="0" t="0"/>
-            <wp:docPr id="16" name="image13.png"/>
+            <wp:docPr id="17" name="image4.png"/>
             <a:graphic>
               <a:graphicData uri="http://schemas.openxmlformats.org/drawingml/2006/picture">
                 <pic:pic>
                   <pic:nvPicPr>
-                    <pic:cNvPr id="0" name="image13.png"/>
+                    <pic:cNvPr id="0" name="image4.png"/>
                     <pic:cNvPicPr preferRelativeResize="0"/>
                   </pic:nvPicPr>
                   <pic:blipFill>
@@ -23643,12 +23643,12 @@
           <wp:inline distB="114300" distT="114300" distL="114300" distR="114300">
             <wp:extent cx="5943600" cy="3187700"/>
             <wp:effectExtent b="0" l="0" r="0" t="0"/>
-            <wp:docPr id="13" name="image7.png"/>
+            <wp:docPr id="14" name="image14.png"/>
             <a:graphic>
               <a:graphicData uri="http://schemas.openxmlformats.org/drawingml/2006/picture">
                 <pic:pic>
                   <pic:nvPicPr>
-                    <pic:cNvPr id="0" name="image7.png"/>
+                    <pic:cNvPr id="0" name="image14.png"/>
                     <pic:cNvPicPr preferRelativeResize="0"/>
                   </pic:nvPicPr>
                   <pic:blipFill>
@@ -23757,12 +23757,12 @@
           <wp:inline distB="114300" distT="114300" distL="114300" distR="114300">
             <wp:extent cx="5943600" cy="4521200"/>
             <wp:effectExtent b="0" l="0" r="0" t="0"/>
-            <wp:docPr id="4" name="image15.png"/>
+            <wp:docPr id="4" name="image13.png"/>
             <a:graphic>
               <a:graphicData uri="http://schemas.openxmlformats.org/drawingml/2006/picture">
                 <pic:pic>
                   <pic:nvPicPr>
-                    <pic:cNvPr id="0" name="image15.png"/>
+                    <pic:cNvPr id="0" name="image13.png"/>
                     <pic:cNvPicPr preferRelativeResize="0"/>
                   </pic:nvPicPr>
                   <pic:blipFill>
@@ -23819,12 +23819,12 @@
           <wp:inline distB="114300" distT="114300" distL="114300" distR="114300">
             <wp:extent cx="5943600" cy="4406900"/>
             <wp:effectExtent b="0" l="0" r="0" t="0"/>
-            <wp:docPr id="14" name="image19.png"/>
+            <wp:docPr id="15" name="image5.png"/>
             <a:graphic>
               <a:graphicData uri="http://schemas.openxmlformats.org/drawingml/2006/picture">
                 <pic:pic>
                   <pic:nvPicPr>
-                    <pic:cNvPr id="0" name="image19.png"/>
+                    <pic:cNvPr id="0" name="image5.png"/>
                     <pic:cNvPicPr preferRelativeResize="0"/>
                   </pic:nvPicPr>
                   <pic:blipFill>
@@ -23878,12 +23878,12 @@
           <wp:inline distB="114300" distT="114300" distL="114300" distR="114300">
             <wp:extent cx="5943600" cy="4368800"/>
             <wp:effectExtent b="0" l="0" r="0" t="0"/>
-            <wp:docPr id="1" name="image8.png"/>
+            <wp:docPr id="1" name="image12.png"/>
             <a:graphic>
               <a:graphicData uri="http://schemas.openxmlformats.org/drawingml/2006/picture">
                 <pic:pic>
                   <pic:nvPicPr>
-                    <pic:cNvPr id="0" name="image8.png"/>
+                    <pic:cNvPr id="0" name="image12.png"/>
                     <pic:cNvPicPr preferRelativeResize="0"/>
                   </pic:nvPicPr>
                   <pic:blipFill>
@@ -23937,12 +23937,12 @@
           <wp:inline distB="114300" distT="114300" distL="114300" distR="114300">
             <wp:extent cx="5943600" cy="5651500"/>
             <wp:effectExtent b="0" l="0" r="0" t="0"/>
-            <wp:docPr id="10" name="image12.png"/>
+            <wp:docPr id="11" name="image2.png"/>
             <a:graphic>
               <a:graphicData uri="http://schemas.openxmlformats.org/drawingml/2006/picture">
                 <pic:pic>
                   <pic:nvPicPr>
-                    <pic:cNvPr id="0" name="image12.png"/>
+                    <pic:cNvPr id="0" name="image2.png"/>
                     <pic:cNvPicPr preferRelativeResize="0"/>
                   </pic:nvPicPr>
                   <pic:blipFill>
